--- a/src/main/java/resume/Rajesh_ResumeEV2026.1.docx
+++ b/src/main/java/resume/Rajesh_ResumeEV2026.1.docx
@@ -72,6 +72,15 @@
                 <w:u w:val="single"/>
               </w:rPr>
               <w:t>ANAND421</w:t>
+            </w:r>
+            <w:r>
+              <w:rPr>
+                <w:color w:val="0000FF"/>
+                <w:sz w:val="18"/>
+                <w:szCs w:val="18"/>
+                <w:u w:val="single"/>
+              </w:rPr>
+              <w:t>.RKM</w:t>
             </w:r>
             <w:r>
               <w:rPr>

--- a/src/main/java/resume/Rajesh_ResumeEV2026.1.docx
+++ b/src/main/java/resume/Rajesh_ResumeEV2026.1.docx
@@ -1228,7 +1228,49 @@
                 <w:sz w:val="22"/>
                 <w:szCs w:val="22"/>
               </w:rPr>
-              <w:t>nical lead-cum-Developer from August 2023 to till date.</w:t>
+              <w:t>nical lead-cum-Developer</w:t>
+            </w:r>
+            <w:r>
+              <w:rPr>
+                <w:sz w:val="22"/>
+                <w:szCs w:val="22"/>
+              </w:rPr>
+              <w:t xml:space="preserve"> </w:t>
+            </w:r>
+            <w:r>
+              <w:rPr>
+                <w:sz w:val="22"/>
+                <w:szCs w:val="22"/>
+              </w:rPr>
+              <w:t>and</w:t>
+            </w:r>
+            <w:r>
+              <w:rPr>
+                <w:sz w:val="22"/>
+                <w:szCs w:val="22"/>
+              </w:rPr>
+              <w:t xml:space="preserve"> GenAI Engineer</w:t>
+            </w:r>
+            <w:r>
+              <w:rPr>
+                <w:sz w:val="22"/>
+                <w:szCs w:val="22"/>
+              </w:rPr>
+              <w:t xml:space="preserve"> for </w:t>
+            </w:r>
+            <w:r>
+              <w:rPr>
+                <w:sz w:val="22"/>
+                <w:szCs w:val="22"/>
+              </w:rPr>
+              <w:t>Capgemini</w:t>
+            </w:r>
+            <w:r>
+              <w:rPr>
+                <w:sz w:val="22"/>
+                <w:szCs w:val="22"/>
+              </w:rPr>
+              <w:t xml:space="preserve"> from August 2023 to till date.</w:t>
             </w:r>
           </w:p>
           <w:p>
@@ -1868,6 +1910,13 @@
                 <w:szCs w:val="22"/>
               </w:rPr>
               <w:t xml:space="preserve">AWS, </w:t>
+            </w:r>
+            <w:r>
+              <w:rPr>
+                <w:sz w:val="22"/>
+                <w:szCs w:val="22"/>
+              </w:rPr>
+              <w:t xml:space="preserve">React, </w:t>
             </w:r>
             <w:r>
               <w:rPr>
@@ -2569,6 +2618,13 @@
                 <w:sz w:val="22"/>
                 <w:szCs w:val="22"/>
               </w:rPr>
+              <w:t xml:space="preserve"> React,</w:t>
+            </w:r>
+            <w:r>
+              <w:rPr>
+                <w:sz w:val="22"/>
+                <w:szCs w:val="22"/>
+              </w:rPr>
               <w:t xml:space="preserve"> </w:t>
             </w:r>
             <w:r>
@@ -3599,68 +3655,6 @@
             <w:pPr>
               <w:spacing w:after="120"/>
               <w:rPr>
-                <w:sz w:val="22"/>
-                <w:szCs w:val="22"/>
-              </w:rPr>
-            </w:pPr>
-            <w:r>
-              <w:rPr>
-                <w:b/>
-                <w:sz w:val="22"/>
-                <w:szCs w:val="22"/>
-              </w:rPr>
-              <w:lastRenderedPageBreak/>
-              <w:t>Domain</w:t>
-            </w:r>
-            <w:r>
-              <w:rPr>
-                <w:b/>
-                <w:sz w:val="22"/>
-                <w:szCs w:val="22"/>
-              </w:rPr>
-              <w:t>:</w:t>
-            </w:r>
-          </w:p>
-          <w:p>
-            <w:pPr>
-              <w:spacing w:after="20"/>
-              <w:rPr>
-                <w:b/>
-                <w:sz w:val="20"/>
-                <w:szCs w:val="20"/>
-              </w:rPr>
-            </w:pPr>
-            <w:r>
-              <w:rPr>
-                <w:b/>
-                <w:sz w:val="20"/>
-                <w:szCs w:val="20"/>
-              </w:rPr>
-              <w:t>Payment Services</w:t>
-            </w:r>
-          </w:p>
-          <w:p>
-            <w:pPr>
-              <w:spacing w:after="20"/>
-              <w:rPr>
-                <w:b/>
-                <w:sz w:val="20"/>
-                <w:szCs w:val="20"/>
-              </w:rPr>
-            </w:pPr>
-            <w:r>
-              <w:rPr>
-                <w:b/>
-                <w:sz w:val="20"/>
-                <w:szCs w:val="20"/>
-              </w:rPr>
-              <w:t>Insurance</w:t>
-            </w:r>
-          </w:p>
-          <w:p>
-            <w:pPr>
-              <w:spacing w:after="120"/>
-              <w:rPr>
                 <w:b/>
                 <w:sz w:val="22"/>
                 <w:szCs w:val="22"/>
@@ -3671,6 +3665,7 @@
             <w:pPr>
               <w:spacing w:after="120"/>
               <w:rPr>
+                <w:b/>
                 <w:sz w:val="22"/>
                 <w:szCs w:val="22"/>
               </w:rPr>
@@ -3681,68 +3676,86 @@
                 <w:sz w:val="22"/>
                 <w:szCs w:val="22"/>
               </w:rPr>
-              <w:t>Banks:</w:t>
-            </w:r>
-          </w:p>
-          <w:p>
-            <w:pPr>
-              <w:spacing w:after="20"/>
-              <w:rPr>
-                <w:b/>
-                <w:sz w:val="20"/>
-                <w:szCs w:val="20"/>
-              </w:rPr>
-            </w:pPr>
-            <w:r>
-              <w:rPr>
-                <w:b/>
-                <w:sz w:val="20"/>
-                <w:szCs w:val="20"/>
-              </w:rPr>
-              <w:t>Fiserv</w:t>
-            </w:r>
-          </w:p>
-          <w:p>
-            <w:pPr>
-              <w:spacing w:after="20"/>
-              <w:rPr>
-                <w:b/>
-                <w:sz w:val="20"/>
-                <w:szCs w:val="20"/>
-              </w:rPr>
-            </w:pPr>
-            <w:r>
-              <w:rPr>
-                <w:b/>
-                <w:sz w:val="20"/>
-                <w:szCs w:val="20"/>
-              </w:rPr>
-              <w:t>HSBC</w:t>
-            </w:r>
-          </w:p>
-          <w:p>
-            <w:pPr>
-              <w:spacing w:after="20"/>
-              <w:rPr>
-                <w:sz w:val="20"/>
-                <w:szCs w:val="20"/>
-              </w:rPr>
-            </w:pPr>
-            <w:r>
-              <w:rPr>
-                <w:b/>
-                <w:sz w:val="20"/>
-                <w:szCs w:val="20"/>
-              </w:rPr>
-              <w:t>Allahabad Bank</w:t>
+              <w:t>Organization:</w:t>
             </w:r>
           </w:p>
           <w:p>
             <w:pPr>
               <w:spacing w:after="120"/>
               <w:rPr>
-                <w:sz w:val="22"/>
-                <w:szCs w:val="22"/>
+                <w:b/>
+                <w:sz w:val="16"/>
+                <w:szCs w:val="16"/>
+              </w:rPr>
+            </w:pPr>
+            <w:r>
+              <w:rPr>
+                <w:b/>
+                <w:sz w:val="16"/>
+                <w:szCs w:val="16"/>
+              </w:rPr>
+              <w:t>Capgemini</w:t>
+            </w:r>
+            <w:r>
+              <w:rPr>
+                <w:b/>
+                <w:sz w:val="16"/>
+                <w:szCs w:val="16"/>
+              </w:rPr>
+              <w:t xml:space="preserve"> </w:t>
+            </w:r>
+            <w:r>
+              <w:rPr>
+                <w:b/>
+                <w:sz w:val="16"/>
+                <w:szCs w:val="16"/>
+              </w:rPr>
+              <w:t>(Current)</w:t>
+            </w:r>
+          </w:p>
+          <w:p>
+            <w:pPr>
+              <w:spacing w:after="120"/>
+              <w:rPr>
+                <w:b/>
+                <w:sz w:val="16"/>
+                <w:szCs w:val="16"/>
+              </w:rPr>
+            </w:pPr>
+            <w:r>
+              <w:rPr>
+                <w:b/>
+                <w:sz w:val="16"/>
+                <w:szCs w:val="16"/>
+              </w:rPr>
+              <w:t>Persistent Systems</w:t>
+            </w:r>
+          </w:p>
+          <w:p>
+            <w:pPr>
+              <w:spacing w:after="120"/>
+              <w:rPr>
+                <w:b/>
+                <w:sz w:val="16"/>
+                <w:szCs w:val="16"/>
+              </w:rPr>
+            </w:pPr>
+            <w:r>
+              <w:rPr>
+                <w:b/>
+                <w:sz w:val="16"/>
+                <w:szCs w:val="16"/>
+              </w:rPr>
+              <w:t>TCS</w:t>
+            </w:r>
+          </w:p>
+          <w:p>
+            <w:pPr>
+              <w:spacing w:after="120"/>
+              <w:rPr>
+                <w:b/>
+                <w:sz w:val="16"/>
+                <w:szCs w:val="16"/>
               </w:rPr>
             </w:pPr>
           </w:p>
@@ -3760,7 +3773,7 @@
                 <w:sz w:val="22"/>
                 <w:szCs w:val="22"/>
               </w:rPr>
-              <w:t>Skills and Knowledge</w:t>
+              <w:t>Domain</w:t>
             </w:r>
             <w:r>
               <w:rPr>
@@ -3775,164 +3788,348 @@
             <w:pPr>
               <w:spacing w:after="20"/>
               <w:rPr>
-                <w:sz w:val="20"/>
-                <w:szCs w:val="20"/>
+                <w:b/>
+                <w:sz w:val="16"/>
+                <w:szCs w:val="16"/>
               </w:rPr>
             </w:pPr>
             <w:r>
               <w:rPr>
                 <w:b/>
-                <w:sz w:val="20"/>
-                <w:szCs w:val="20"/>
-              </w:rPr>
-              <w:t>Java</w:t>
+                <w:sz w:val="16"/>
+                <w:szCs w:val="16"/>
+              </w:rPr>
+              <w:t>Payment Services</w:t>
             </w:r>
           </w:p>
           <w:p>
             <w:pPr>
               <w:spacing w:after="20"/>
               <w:rPr>
-                <w:sz w:val="20"/>
-                <w:szCs w:val="20"/>
+                <w:b/>
+                <w:sz w:val="16"/>
+                <w:szCs w:val="16"/>
               </w:rPr>
             </w:pPr>
             <w:r>
               <w:rPr>
                 <w:b/>
-                <w:sz w:val="20"/>
-                <w:szCs w:val="20"/>
-              </w:rPr>
-              <w:t>Spring</w:t>
+                <w:sz w:val="16"/>
+                <w:szCs w:val="16"/>
+              </w:rPr>
+              <w:t>Insurance</w:t>
+            </w:r>
+          </w:p>
+          <w:p>
+            <w:pPr>
+              <w:spacing w:after="120"/>
+              <w:rPr>
+                <w:b/>
+                <w:sz w:val="22"/>
+                <w:szCs w:val="22"/>
+              </w:rPr>
+            </w:pPr>
+          </w:p>
+          <w:p>
+            <w:pPr>
+              <w:spacing w:after="120"/>
+              <w:rPr>
+                <w:sz w:val="22"/>
+                <w:szCs w:val="22"/>
+              </w:rPr>
+            </w:pPr>
+            <w:r>
+              <w:rPr>
+                <w:b/>
+                <w:sz w:val="22"/>
+                <w:szCs w:val="22"/>
+              </w:rPr>
+              <w:t>Banks</w:t>
+            </w:r>
+            <w:r>
+              <w:rPr>
+                <w:b/>
+                <w:sz w:val="22"/>
+                <w:szCs w:val="22"/>
+              </w:rPr>
+              <w:t xml:space="preserve"> /</w:t>
+            </w:r>
+            <w:r>
+              <w:rPr>
+                <w:b/>
+                <w:sz w:val="22"/>
+                <w:szCs w:val="22"/>
+              </w:rPr>
+              <w:t>Client</w:t>
+            </w:r>
+            <w:r>
+              <w:rPr>
+                <w:b/>
+                <w:sz w:val="22"/>
+                <w:szCs w:val="22"/>
+              </w:rPr>
+              <w:t>:</w:t>
             </w:r>
           </w:p>
           <w:p>
             <w:pPr>
               <w:spacing w:after="20"/>
               <w:rPr>
-                <w:sz w:val="20"/>
-                <w:szCs w:val="20"/>
+                <w:b/>
+                <w:sz w:val="16"/>
+                <w:szCs w:val="16"/>
               </w:rPr>
             </w:pPr>
             <w:r>
               <w:rPr>
                 <w:b/>
-                <w:sz w:val="20"/>
-                <w:szCs w:val="20"/>
-              </w:rPr>
-              <w:t>Spring Boot</w:t>
+                <w:sz w:val="16"/>
+                <w:szCs w:val="16"/>
+              </w:rPr>
+              <w:t>Fiserv</w:t>
             </w:r>
           </w:p>
           <w:p>
             <w:pPr>
               <w:spacing w:after="20"/>
               <w:rPr>
-                <w:sz w:val="20"/>
-                <w:szCs w:val="20"/>
+                <w:b/>
+                <w:sz w:val="16"/>
+                <w:szCs w:val="16"/>
               </w:rPr>
             </w:pPr>
             <w:r>
               <w:rPr>
                 <w:b/>
-                <w:sz w:val="20"/>
-                <w:szCs w:val="20"/>
-              </w:rPr>
-              <w:t>Rest API</w:t>
+                <w:sz w:val="16"/>
+                <w:szCs w:val="16"/>
+              </w:rPr>
+              <w:t>HSBC</w:t>
             </w:r>
           </w:p>
           <w:p>
             <w:pPr>
               <w:spacing w:after="20"/>
               <w:rPr>
-                <w:sz w:val="20"/>
-                <w:szCs w:val="20"/>
+                <w:b/>
+                <w:sz w:val="16"/>
+                <w:szCs w:val="16"/>
               </w:rPr>
             </w:pPr>
             <w:r>
               <w:rPr>
                 <w:b/>
-                <w:sz w:val="20"/>
-                <w:szCs w:val="20"/>
-              </w:rPr>
-              <w:t>Microservices</w:t>
+                <w:sz w:val="16"/>
+                <w:szCs w:val="16"/>
+              </w:rPr>
+              <w:t>Diligenta</w:t>
             </w:r>
           </w:p>
           <w:p>
             <w:pPr>
               <w:spacing w:after="20"/>
               <w:rPr>
-                <w:sz w:val="20"/>
-                <w:szCs w:val="20"/>
+                <w:sz w:val="16"/>
+                <w:szCs w:val="16"/>
               </w:rPr>
             </w:pPr>
             <w:r>
               <w:rPr>
                 <w:b/>
-                <w:sz w:val="20"/>
-                <w:szCs w:val="20"/>
-              </w:rPr>
-              <w:t>Hibernate</w:t>
+                <w:sz w:val="16"/>
+                <w:szCs w:val="16"/>
+              </w:rPr>
+              <w:t>Allahabad Bank</w:t>
+            </w:r>
+          </w:p>
+          <w:p>
+            <w:pPr>
+              <w:spacing w:after="120"/>
+              <w:rPr>
+                <w:sz w:val="22"/>
+                <w:szCs w:val="22"/>
+              </w:rPr>
+            </w:pPr>
+          </w:p>
+          <w:p>
+            <w:pPr>
+              <w:spacing w:after="120"/>
+              <w:rPr>
+                <w:sz w:val="22"/>
+                <w:szCs w:val="22"/>
+              </w:rPr>
+            </w:pPr>
+            <w:r>
+              <w:rPr>
+                <w:b/>
+                <w:sz w:val="22"/>
+                <w:szCs w:val="22"/>
+              </w:rPr>
+              <w:t>Skills and Knowledge</w:t>
+            </w:r>
+            <w:r>
+              <w:rPr>
+                <w:b/>
+                <w:sz w:val="22"/>
+                <w:szCs w:val="22"/>
+              </w:rPr>
+              <w:t>:</w:t>
             </w:r>
           </w:p>
           <w:p>
             <w:pPr>
               <w:spacing w:after="20"/>
               <w:rPr>
-                <w:sz w:val="20"/>
-                <w:szCs w:val="20"/>
+                <w:sz w:val="16"/>
+                <w:szCs w:val="16"/>
               </w:rPr>
             </w:pPr>
             <w:r>
               <w:rPr>
                 <w:b/>
-                <w:sz w:val="20"/>
-                <w:szCs w:val="20"/>
-              </w:rPr>
-              <w:t>JPA</w:t>
+                <w:sz w:val="16"/>
+                <w:szCs w:val="16"/>
+              </w:rPr>
+              <w:t>Java</w:t>
             </w:r>
           </w:p>
           <w:p>
             <w:pPr>
               <w:spacing w:after="20"/>
               <w:rPr>
+                <w:sz w:val="16"/>
+                <w:szCs w:val="16"/>
+              </w:rPr>
+            </w:pPr>
+            <w:r>
+              <w:rPr>
                 <w:b/>
-                <w:sz w:val="20"/>
-                <w:szCs w:val="20"/>
-              </w:rPr>
-            </w:pPr>
-            <w:r>
-              <w:rPr>
-                <w:b/>
-                <w:sz w:val="20"/>
-                <w:szCs w:val="20"/>
-              </w:rPr>
-              <w:t>Thunderhead</w:t>
+                <w:sz w:val="16"/>
+                <w:szCs w:val="16"/>
+              </w:rPr>
+              <w:t>Spring Boot</w:t>
             </w:r>
           </w:p>
           <w:p>
             <w:pPr>
               <w:spacing w:after="20"/>
               <w:rPr>
+                <w:sz w:val="16"/>
+                <w:szCs w:val="16"/>
+              </w:rPr>
+            </w:pPr>
+            <w:r>
+              <w:rPr>
                 <w:b/>
-                <w:sz w:val="20"/>
-                <w:szCs w:val="20"/>
-              </w:rPr>
-            </w:pPr>
-            <w:r>
-              <w:rPr>
-                <w:b/>
-                <w:sz w:val="20"/>
-                <w:szCs w:val="20"/>
-              </w:rPr>
-              <w:t>Apache Camel</w:t>
+                <w:sz w:val="16"/>
+                <w:szCs w:val="16"/>
+              </w:rPr>
+              <w:t>Rest API</w:t>
             </w:r>
           </w:p>
           <w:p>
             <w:pPr>
               <w:spacing w:after="20"/>
               <w:rPr>
+                <w:sz w:val="16"/>
+                <w:szCs w:val="16"/>
+              </w:rPr>
+            </w:pPr>
+            <w:r>
+              <w:rPr>
                 <w:b/>
-                <w:sz w:val="22"/>
-                <w:szCs w:val="22"/>
+                <w:sz w:val="16"/>
+                <w:szCs w:val="16"/>
+              </w:rPr>
+              <w:t>Microservices</w:t>
+            </w:r>
+          </w:p>
+          <w:p>
+            <w:pPr>
+              <w:spacing w:after="20"/>
+              <w:rPr>
+                <w:sz w:val="16"/>
+                <w:szCs w:val="16"/>
+              </w:rPr>
+            </w:pPr>
+            <w:r>
+              <w:rPr>
+                <w:b/>
+                <w:sz w:val="16"/>
+                <w:szCs w:val="16"/>
+              </w:rPr>
+              <w:t>Hibernate</w:t>
+            </w:r>
+            <w:r>
+              <w:rPr>
+                <w:b/>
+                <w:sz w:val="16"/>
+                <w:szCs w:val="16"/>
+              </w:rPr>
+              <w:t>/JPA</w:t>
+            </w:r>
+          </w:p>
+          <w:p>
+            <w:pPr>
+              <w:spacing w:after="20"/>
+              <w:rPr>
+                <w:b/>
+                <w:sz w:val="16"/>
+                <w:szCs w:val="16"/>
+              </w:rPr>
+            </w:pPr>
+            <w:r>
+              <w:rPr>
+                <w:b/>
+                <w:sz w:val="16"/>
+                <w:szCs w:val="16"/>
+              </w:rPr>
+              <w:t>Apache Camel</w:t>
+            </w:r>
+          </w:p>
+          <w:p>
+            <w:pPr>
+              <w:spacing w:after="20"/>
+              <w:rPr>
+                <w:b/>
+                <w:sz w:val="16"/>
+                <w:szCs w:val="16"/>
+              </w:rPr>
+            </w:pPr>
+            <w:r>
+              <w:rPr>
+                <w:b/>
+                <w:sz w:val="16"/>
+                <w:szCs w:val="16"/>
+              </w:rPr>
+              <w:t>Temporal</w:t>
+            </w:r>
+          </w:p>
+          <w:p>
+            <w:pPr>
+              <w:spacing w:after="20"/>
+              <w:rPr>
+                <w:b/>
+                <w:sz w:val="16"/>
+                <w:szCs w:val="16"/>
+              </w:rPr>
+            </w:pPr>
+            <w:r>
+              <w:rPr>
+                <w:b/>
+                <w:sz w:val="16"/>
+                <w:szCs w:val="16"/>
+              </w:rPr>
+              <w:t>Thunderhead</w:t>
+            </w:r>
+          </w:p>
+          <w:p>
+            <w:pPr>
+              <w:spacing w:after="20"/>
+              <w:rPr>
+                <w:b/>
+                <w:sz w:val="16"/>
+                <w:szCs w:val="16"/>
               </w:rPr>
             </w:pPr>
           </w:p>
@@ -3945,31 +4142,23 @@
                 <w:szCs w:val="22"/>
               </w:rPr>
             </w:pPr>
-            <w:r>
-              <w:rPr>
-                <w:b/>
-                <w:sz w:val="22"/>
-                <w:szCs w:val="22"/>
-              </w:rPr>
-              <w:t>AI Tools/Agentic</w:t>
-            </w:r>
           </w:p>
           <w:p>
             <w:pPr>
               <w:spacing w:after="20"/>
               <w:rPr>
                 <w:b/>
-                <w:sz w:val="20"/>
-                <w:szCs w:val="20"/>
+                <w:sz w:val="22"/>
+                <w:szCs w:val="22"/>
               </w:rPr>
             </w:pPr>
             <w:r>
               <w:rPr>
                 <w:b/>
-                <w:sz w:val="20"/>
-                <w:szCs w:val="20"/>
-              </w:rPr>
-              <w:t>BMAD</w:t>
+                <w:sz w:val="22"/>
+                <w:szCs w:val="22"/>
+              </w:rPr>
+              <w:t>AI Tools/Agentic</w:t>
             </w:r>
           </w:p>
           <w:p>
@@ -3977,17 +4166,17 @@
               <w:spacing w:after="20"/>
               <w:rPr>
                 <w:b/>
-                <w:sz w:val="20"/>
-                <w:szCs w:val="20"/>
+                <w:sz w:val="16"/>
+                <w:szCs w:val="16"/>
               </w:rPr>
             </w:pPr>
             <w:r>
               <w:rPr>
                 <w:b/>
-                <w:sz w:val="20"/>
-                <w:szCs w:val="20"/>
-              </w:rPr>
-              <w:t>Spec KIT</w:t>
+                <w:sz w:val="16"/>
+                <w:szCs w:val="16"/>
+              </w:rPr>
+              <w:t>BMAD</w:t>
             </w:r>
           </w:p>
           <w:p>
@@ -3995,17 +4184,17 @@
               <w:spacing w:after="20"/>
               <w:rPr>
                 <w:b/>
-                <w:sz w:val="20"/>
-                <w:szCs w:val="20"/>
+                <w:sz w:val="16"/>
+                <w:szCs w:val="16"/>
               </w:rPr>
             </w:pPr>
             <w:r>
               <w:rPr>
                 <w:b/>
-                <w:sz w:val="20"/>
-                <w:szCs w:val="20"/>
-              </w:rPr>
-              <w:t>Bedrocks</w:t>
+                <w:sz w:val="16"/>
+                <w:szCs w:val="16"/>
+              </w:rPr>
+              <w:t>Spec KIT</w:t>
             </w:r>
           </w:p>
           <w:p>
@@ -4013,17 +4202,17 @@
               <w:spacing w:after="20"/>
               <w:rPr>
                 <w:b/>
-                <w:sz w:val="20"/>
-                <w:szCs w:val="20"/>
+                <w:sz w:val="16"/>
+                <w:szCs w:val="16"/>
               </w:rPr>
             </w:pPr>
             <w:r>
               <w:rPr>
                 <w:b/>
-                <w:sz w:val="20"/>
-                <w:szCs w:val="20"/>
-              </w:rPr>
-              <w:t>GenAI Basic</w:t>
+                <w:sz w:val="16"/>
+                <w:szCs w:val="16"/>
+              </w:rPr>
+              <w:t>Bedrocks</w:t>
             </w:r>
           </w:p>
           <w:p>
@@ -4031,17 +4220,17 @@
               <w:spacing w:after="20"/>
               <w:rPr>
                 <w:b/>
-                <w:sz w:val="20"/>
-                <w:szCs w:val="20"/>
+                <w:sz w:val="16"/>
+                <w:szCs w:val="16"/>
               </w:rPr>
             </w:pPr>
             <w:r>
               <w:rPr>
                 <w:b/>
-                <w:sz w:val="20"/>
-                <w:szCs w:val="20"/>
-              </w:rPr>
-              <w:t>Lang Chain</w:t>
+                <w:sz w:val="16"/>
+                <w:szCs w:val="16"/>
+              </w:rPr>
+              <w:t>GenAI Basic</w:t>
             </w:r>
           </w:p>
           <w:p>
@@ -4049,64 +4238,18 @@
               <w:spacing w:after="20"/>
               <w:rPr>
                 <w:b/>
-                <w:sz w:val="20"/>
-                <w:szCs w:val="20"/>
+                <w:sz w:val="16"/>
+                <w:szCs w:val="16"/>
               </w:rPr>
             </w:pPr>
             <w:r>
               <w:rPr>
                 <w:b/>
-                <w:sz w:val="20"/>
-                <w:szCs w:val="20"/>
-              </w:rPr>
-              <w:t>Lang Graph</w:t>
-            </w:r>
-          </w:p>
-          <w:p>
-            <w:pPr>
-              <w:spacing w:after="20"/>
-              <w:rPr>
-                <w:b/>
-                <w:sz w:val="20"/>
-                <w:szCs w:val="20"/>
-              </w:rPr>
-            </w:pPr>
-            <w:r>
-              <w:rPr>
-                <w:b/>
-                <w:sz w:val="20"/>
-                <w:szCs w:val="20"/>
-              </w:rPr>
-              <w:t>RAG</w:t>
-            </w:r>
-          </w:p>
-          <w:p>
-            <w:pPr>
-              <w:spacing w:after="20"/>
-              <w:rPr>
-                <w:b/>
-                <w:sz w:val="20"/>
-                <w:szCs w:val="20"/>
-              </w:rPr>
-            </w:pPr>
-            <w:r>
-              <w:rPr>
-                <w:b/>
-                <w:sz w:val="20"/>
-                <w:szCs w:val="20"/>
+                <w:sz w:val="16"/>
+                <w:szCs w:val="16"/>
               </w:rPr>
               <w:t>Claude (Anthropic Model)</w:t>
             </w:r>
-          </w:p>
-          <w:p>
-            <w:pPr>
-              <w:spacing w:after="20"/>
-              <w:rPr>
-                <w:b/>
-                <w:sz w:val="20"/>
-                <w:szCs w:val="20"/>
-              </w:rPr>
-            </w:pPr>
           </w:p>
           <w:p>
             <w:pPr>
@@ -4138,15 +4281,15 @@
             <w:pPr>
               <w:spacing w:after="20"/>
               <w:rPr>
-                <w:sz w:val="20"/>
-                <w:szCs w:val="20"/>
+                <w:sz w:val="16"/>
+                <w:szCs w:val="16"/>
               </w:rPr>
             </w:pPr>
             <w:r>
               <w:rPr>
                 <w:b/>
-                <w:sz w:val="20"/>
-                <w:szCs w:val="20"/>
+                <w:sz w:val="16"/>
+                <w:szCs w:val="16"/>
               </w:rPr>
               <w:t>SQL</w:t>
             </w:r>
@@ -4155,15 +4298,15 @@
             <w:pPr>
               <w:spacing w:after="20"/>
               <w:rPr>
-                <w:sz w:val="20"/>
-                <w:szCs w:val="20"/>
+                <w:sz w:val="16"/>
+                <w:szCs w:val="16"/>
               </w:rPr>
             </w:pPr>
             <w:r>
               <w:rPr>
                 <w:b/>
-                <w:sz w:val="20"/>
-                <w:szCs w:val="20"/>
+                <w:sz w:val="16"/>
+                <w:szCs w:val="16"/>
               </w:rPr>
               <w:t>MySQL</w:t>
             </w:r>
@@ -4172,15 +4315,15 @@
             <w:pPr>
               <w:spacing w:after="20"/>
               <w:rPr>
-                <w:sz w:val="20"/>
-                <w:szCs w:val="20"/>
+                <w:sz w:val="16"/>
+                <w:szCs w:val="16"/>
               </w:rPr>
             </w:pPr>
             <w:r>
               <w:rPr>
                 <w:b/>
-                <w:sz w:val="20"/>
-                <w:szCs w:val="20"/>
+                <w:sz w:val="16"/>
+                <w:szCs w:val="16"/>
               </w:rPr>
               <w:t>HBase</w:t>
             </w:r>
@@ -4190,15 +4333,15 @@
               <w:spacing w:after="20"/>
               <w:rPr>
                 <w:b/>
-                <w:sz w:val="20"/>
-                <w:szCs w:val="20"/>
+                <w:sz w:val="16"/>
+                <w:szCs w:val="16"/>
               </w:rPr>
             </w:pPr>
             <w:r>
               <w:rPr>
                 <w:b/>
-                <w:sz w:val="20"/>
-                <w:szCs w:val="20"/>
+                <w:sz w:val="16"/>
+                <w:szCs w:val="16"/>
               </w:rPr>
               <w:t>NoSQL DB</w:t>
             </w:r>
@@ -4207,15 +4350,15 @@
             <w:pPr>
               <w:spacing w:after="20"/>
               <w:rPr>
-                <w:sz w:val="20"/>
-                <w:szCs w:val="20"/>
+                <w:sz w:val="16"/>
+                <w:szCs w:val="16"/>
               </w:rPr>
             </w:pPr>
             <w:r>
               <w:rPr>
                 <w:b/>
-                <w:sz w:val="20"/>
-                <w:szCs w:val="20"/>
+                <w:sz w:val="16"/>
+                <w:szCs w:val="16"/>
               </w:rPr>
               <w:t>MongoDB</w:t>
             </w:r>
@@ -4224,16 +4367,16 @@
             <w:pPr>
               <w:spacing w:after="20"/>
               <w:rPr>
-                <w:sz w:val="20"/>
-                <w:szCs w:val="20"/>
+                <w:sz w:val="16"/>
+                <w:szCs w:val="16"/>
                 <w:lang w:val="nl-NL"/>
               </w:rPr>
             </w:pPr>
             <w:r>
               <w:rPr>
                 <w:b/>
-                <w:sz w:val="20"/>
-                <w:szCs w:val="20"/>
+                <w:sz w:val="16"/>
+                <w:szCs w:val="16"/>
                 <w:lang w:val="nl-NL"/>
               </w:rPr>
               <w:t>Unix/</w:t>
@@ -4241,12 +4384,22 @@
             <w:r>
               <w:rPr>
                 <w:b/>
-                <w:sz w:val="20"/>
-                <w:szCs w:val="20"/>
+                <w:sz w:val="16"/>
+                <w:szCs w:val="16"/>
                 <w:lang w:val="nl-NL"/>
               </w:rPr>
               <w:t>Linux</w:t>
             </w:r>
+          </w:p>
+          <w:p>
+            <w:pPr>
+              <w:spacing w:after="120"/>
+              <w:rPr>
+                <w:sz w:val="22"/>
+                <w:szCs w:val="22"/>
+                <w:lang w:val="nl-NL"/>
+              </w:rPr>
+            </w:pPr>
           </w:p>
           <w:p>
             <w:pPr>
@@ -4290,18 +4443,19 @@
             <w:pPr>
               <w:spacing w:after="20"/>
               <w:rPr>
-                <w:sz w:val="20"/>
-                <w:szCs w:val="20"/>
+                <w:sz w:val="16"/>
+                <w:szCs w:val="16"/>
                 <w:lang w:val="nl-NL"/>
               </w:rPr>
             </w:pPr>
             <w:r>
               <w:rPr>
                 <w:b/>
-                <w:sz w:val="20"/>
-                <w:szCs w:val="20"/>
+                <w:sz w:val="16"/>
+                <w:szCs w:val="16"/>
                 <w:lang w:val="nl-NL"/>
               </w:rPr>
+              <w:lastRenderedPageBreak/>
               <w:t>Eclipse IDE</w:t>
             </w:r>
           </w:p>
@@ -4309,19 +4463,18 @@
             <w:pPr>
               <w:spacing w:after="20"/>
               <w:rPr>
-                <w:sz w:val="20"/>
-                <w:szCs w:val="20"/>
+                <w:sz w:val="16"/>
+                <w:szCs w:val="16"/>
                 <w:lang w:val="nl-NL"/>
               </w:rPr>
             </w:pPr>
             <w:r>
               <w:rPr>
                 <w:b/>
-                <w:sz w:val="20"/>
-                <w:szCs w:val="20"/>
+                <w:sz w:val="16"/>
+                <w:szCs w:val="16"/>
                 <w:lang w:val="nl-NL"/>
               </w:rPr>
-              <w:lastRenderedPageBreak/>
               <w:t>IntelliJ</w:t>
             </w:r>
           </w:p>
@@ -4329,16 +4482,16 @@
             <w:pPr>
               <w:spacing w:after="20"/>
               <w:rPr>
-                <w:sz w:val="20"/>
-                <w:szCs w:val="20"/>
+                <w:sz w:val="16"/>
+                <w:szCs w:val="16"/>
                 <w:lang w:val="nl-NL"/>
               </w:rPr>
             </w:pPr>
             <w:r>
               <w:rPr>
                 <w:b/>
-                <w:sz w:val="20"/>
-                <w:szCs w:val="20"/>
+                <w:sz w:val="16"/>
+                <w:szCs w:val="16"/>
                 <w:lang w:val="nl-NL"/>
               </w:rPr>
               <w:t>VSCode</w:t>
@@ -4348,16 +4501,16 @@
             <w:pPr>
               <w:spacing w:after="20"/>
               <w:rPr>
-                <w:sz w:val="20"/>
-                <w:szCs w:val="20"/>
+                <w:sz w:val="16"/>
+                <w:szCs w:val="16"/>
                 <w:lang w:val="nl-NL"/>
               </w:rPr>
             </w:pPr>
             <w:r>
               <w:rPr>
                 <w:b/>
-                <w:sz w:val="20"/>
-                <w:szCs w:val="20"/>
+                <w:sz w:val="16"/>
+                <w:szCs w:val="16"/>
                 <w:lang w:val="nl-NL"/>
               </w:rPr>
               <w:t>Jira</w:t>
@@ -4367,15 +4520,15 @@
             <w:pPr>
               <w:spacing w:after="20"/>
               <w:rPr>
-                <w:sz w:val="20"/>
-                <w:szCs w:val="20"/>
+                <w:sz w:val="16"/>
+                <w:szCs w:val="16"/>
               </w:rPr>
             </w:pPr>
             <w:r>
               <w:rPr>
                 <w:b/>
-                <w:sz w:val="20"/>
-                <w:szCs w:val="20"/>
+                <w:sz w:val="16"/>
+                <w:szCs w:val="16"/>
               </w:rPr>
               <w:t>Confluence</w:t>
             </w:r>
@@ -4384,15 +4537,15 @@
             <w:pPr>
               <w:spacing w:after="20"/>
               <w:rPr>
-                <w:sz w:val="20"/>
-                <w:szCs w:val="20"/>
+                <w:sz w:val="16"/>
+                <w:szCs w:val="16"/>
               </w:rPr>
             </w:pPr>
             <w:r>
               <w:rPr>
                 <w:b/>
-                <w:sz w:val="20"/>
-                <w:szCs w:val="20"/>
+                <w:sz w:val="16"/>
+                <w:szCs w:val="16"/>
               </w:rPr>
               <w:t>GitLAb</w:t>
             </w:r>
@@ -4402,15 +4555,15 @@
               <w:spacing w:after="20"/>
               <w:rPr>
                 <w:b/>
-                <w:sz w:val="20"/>
-                <w:szCs w:val="20"/>
+                <w:sz w:val="16"/>
+                <w:szCs w:val="16"/>
               </w:rPr>
             </w:pPr>
             <w:r>
               <w:rPr>
                 <w:b/>
-                <w:sz w:val="20"/>
-                <w:szCs w:val="20"/>
+                <w:sz w:val="16"/>
+                <w:szCs w:val="16"/>
               </w:rPr>
               <w:t>GitHub</w:t>
             </w:r>
@@ -4420,15 +4573,15 @@
               <w:spacing w:after="20"/>
               <w:rPr>
                 <w:b/>
-                <w:sz w:val="20"/>
-                <w:szCs w:val="20"/>
+                <w:sz w:val="16"/>
+                <w:szCs w:val="16"/>
               </w:rPr>
             </w:pPr>
             <w:r>
               <w:rPr>
                 <w:b/>
-                <w:sz w:val="20"/>
-                <w:szCs w:val="20"/>
+                <w:sz w:val="16"/>
+                <w:szCs w:val="16"/>
               </w:rPr>
               <w:t>PyCharm</w:t>
             </w:r>
@@ -4437,15 +4590,15 @@
             <w:pPr>
               <w:spacing w:after="20"/>
               <w:rPr>
-                <w:sz w:val="20"/>
-                <w:szCs w:val="20"/>
+                <w:sz w:val="16"/>
+                <w:szCs w:val="16"/>
               </w:rPr>
             </w:pPr>
             <w:r>
               <w:rPr>
                 <w:b/>
-                <w:sz w:val="20"/>
-                <w:szCs w:val="20"/>
+                <w:sz w:val="16"/>
+                <w:szCs w:val="16"/>
               </w:rPr>
               <w:t>JMeter</w:t>
             </w:r>
@@ -4480,15 +4633,15 @@
             <w:pPr>
               <w:spacing w:after="20"/>
               <w:rPr>
-                <w:sz w:val="22"/>
-                <w:szCs w:val="22"/>
+                <w:sz w:val="16"/>
+                <w:szCs w:val="16"/>
               </w:rPr>
             </w:pPr>
             <w:r>
               <w:rPr>
                 <w:b/>
-                <w:sz w:val="22"/>
-                <w:szCs w:val="22"/>
+                <w:sz w:val="16"/>
+                <w:szCs w:val="16"/>
               </w:rPr>
               <w:t>Maven</w:t>
             </w:r>
@@ -4497,15 +4650,15 @@
             <w:pPr>
               <w:spacing w:after="20"/>
               <w:rPr>
-                <w:sz w:val="22"/>
-                <w:szCs w:val="22"/>
+                <w:sz w:val="16"/>
+                <w:szCs w:val="16"/>
               </w:rPr>
             </w:pPr>
             <w:r>
               <w:rPr>
                 <w:b/>
-                <w:sz w:val="22"/>
-                <w:szCs w:val="22"/>
+                <w:sz w:val="16"/>
+                <w:szCs w:val="16"/>
               </w:rPr>
               <w:t>Gradle</w:t>
             </w:r>
@@ -4549,15 +4702,15 @@
             <w:pPr>
               <w:spacing w:after="20"/>
               <w:rPr>
-                <w:sz w:val="20"/>
-                <w:szCs w:val="20"/>
+                <w:sz w:val="16"/>
+                <w:szCs w:val="16"/>
               </w:rPr>
             </w:pPr>
             <w:r>
               <w:rPr>
                 <w:b/>
-                <w:sz w:val="20"/>
-                <w:szCs w:val="20"/>
+                <w:sz w:val="16"/>
+                <w:szCs w:val="16"/>
               </w:rPr>
               <w:t>AWS Kinesis</w:t>
             </w:r>
@@ -4566,15 +4719,15 @@
             <w:pPr>
               <w:spacing w:after="20"/>
               <w:rPr>
-                <w:sz w:val="20"/>
-                <w:szCs w:val="20"/>
+                <w:sz w:val="16"/>
+                <w:szCs w:val="16"/>
               </w:rPr>
             </w:pPr>
             <w:r>
               <w:rPr>
                 <w:b/>
-                <w:sz w:val="20"/>
-                <w:szCs w:val="20"/>
+                <w:sz w:val="16"/>
+                <w:szCs w:val="16"/>
               </w:rPr>
               <w:t>Lambda</w:t>
             </w:r>
@@ -4583,15 +4736,15 @@
             <w:pPr>
               <w:spacing w:after="20"/>
               <w:rPr>
-                <w:sz w:val="20"/>
-                <w:szCs w:val="20"/>
+                <w:sz w:val="16"/>
+                <w:szCs w:val="16"/>
               </w:rPr>
             </w:pPr>
             <w:r>
               <w:rPr>
                 <w:b/>
-                <w:sz w:val="20"/>
-                <w:szCs w:val="20"/>
+                <w:sz w:val="16"/>
+                <w:szCs w:val="16"/>
               </w:rPr>
               <w:t>DynamoDB</w:t>
             </w:r>
@@ -4608,8 +4761,8 @@
             <w:r>
               <w:rPr>
                 <w:b/>
-                <w:sz w:val="20"/>
-                <w:szCs w:val="20"/>
+                <w:sz w:val="16"/>
+                <w:szCs w:val="16"/>
               </w:rPr>
               <w:t>API Gateway</w:t>
             </w:r>
@@ -4645,17 +4798,17 @@
               <w:spacing w:after="20"/>
               <w:rPr>
                 <w:b/>
-                <w:sz w:val="20"/>
-                <w:szCs w:val="20"/>
+                <w:sz w:val="16"/>
+                <w:szCs w:val="16"/>
               </w:rPr>
             </w:pPr>
             <w:r>
               <w:rPr>
                 <w:b/>
-                <w:sz w:val="20"/>
-                <w:szCs w:val="20"/>
-              </w:rPr>
-              <w:t>Angular</w:t>
+                <w:sz w:val="16"/>
+                <w:szCs w:val="16"/>
+              </w:rPr>
+              <w:t xml:space="preserve">React </w:t>
             </w:r>
           </w:p>
           <w:p>
@@ -4663,25 +4816,17 @@
               <w:spacing w:after="20"/>
               <w:rPr>
                 <w:b/>
-                <w:sz w:val="20"/>
-                <w:szCs w:val="20"/>
+                <w:sz w:val="14"/>
+                <w:szCs w:val="14"/>
               </w:rPr>
             </w:pPr>
             <w:r>
               <w:rPr>
                 <w:b/>
-                <w:sz w:val="20"/>
-                <w:szCs w:val="20"/>
-              </w:rPr>
-              <w:t>C</w:t>
-            </w:r>
-            <w:r>
-              <w:rPr>
-                <w:b/>
-                <w:sz w:val="20"/>
-                <w:szCs w:val="20"/>
-              </w:rPr>
-              <w:t>SS</w:t>
+                <w:sz w:val="14"/>
+                <w:szCs w:val="14"/>
+              </w:rPr>
+              <w:t>Playwright</w:t>
             </w:r>
           </w:p>
           <w:p>
@@ -4689,17 +4834,25 @@
               <w:spacing w:after="20"/>
               <w:rPr>
                 <w:b/>
-                <w:sz w:val="20"/>
-                <w:szCs w:val="20"/>
+                <w:sz w:val="14"/>
+                <w:szCs w:val="14"/>
               </w:rPr>
             </w:pPr>
             <w:r>
               <w:rPr>
                 <w:b/>
-                <w:sz w:val="20"/>
-                <w:szCs w:val="20"/>
-              </w:rPr>
-              <w:t>JSP</w:t>
+                <w:sz w:val="14"/>
+                <w:szCs w:val="14"/>
+              </w:rPr>
+              <w:t>Python</w:t>
+            </w:r>
+            <w:r>
+              <w:rPr>
+                <w:b/>
+                <w:sz w:val="14"/>
+                <w:szCs w:val="14"/>
+              </w:rPr>
+              <w:t xml:space="preserve"> Basic Beginner</w:t>
             </w:r>
           </w:p>
           <w:p>
@@ -4707,17 +4860,17 @@
               <w:spacing w:after="20"/>
               <w:rPr>
                 <w:b/>
-                <w:sz w:val="20"/>
-                <w:szCs w:val="20"/>
+                <w:sz w:val="14"/>
+                <w:szCs w:val="14"/>
               </w:rPr>
             </w:pPr>
             <w:r>
               <w:rPr>
                 <w:b/>
-                <w:sz w:val="20"/>
-                <w:szCs w:val="20"/>
-              </w:rPr>
-              <w:t>HTML</w:t>
+                <w:sz w:val="14"/>
+                <w:szCs w:val="14"/>
+              </w:rPr>
+              <w:t>AI/ML</w:t>
             </w:r>
           </w:p>
           <w:p>
@@ -4725,27 +4878,35 @@
               <w:spacing w:after="20"/>
               <w:rPr>
                 <w:b/>
-                <w:sz w:val="20"/>
-                <w:szCs w:val="20"/>
+                <w:sz w:val="14"/>
+                <w:szCs w:val="14"/>
               </w:rPr>
             </w:pPr>
+            <w:r>
+              <w:rPr>
+                <w:b/>
+                <w:sz w:val="14"/>
+                <w:szCs w:val="14"/>
+              </w:rPr>
+              <w:t>Lang Chain</w:t>
+            </w:r>
           </w:p>
           <w:p>
             <w:pPr>
               <w:spacing w:after="20"/>
               <w:rPr>
                 <w:b/>
-                <w:sz w:val="20"/>
-                <w:szCs w:val="20"/>
+                <w:sz w:val="14"/>
+                <w:szCs w:val="14"/>
               </w:rPr>
             </w:pPr>
             <w:r>
               <w:rPr>
                 <w:b/>
-                <w:sz w:val="20"/>
-                <w:szCs w:val="20"/>
-              </w:rPr>
-              <w:t>Playwright</w:t>
+                <w:sz w:val="14"/>
+                <w:szCs w:val="14"/>
+              </w:rPr>
+              <w:t>Lang Graph</w:t>
             </w:r>
           </w:p>
           <w:p>
@@ -4753,42 +4914,17 @@
               <w:spacing w:after="20"/>
               <w:rPr>
                 <w:b/>
-                <w:sz w:val="20"/>
-                <w:szCs w:val="20"/>
+                <w:sz w:val="16"/>
+                <w:szCs w:val="16"/>
               </w:rPr>
             </w:pPr>
             <w:r>
               <w:rPr>
                 <w:b/>
-                <w:sz w:val="20"/>
-                <w:szCs w:val="20"/>
-              </w:rPr>
-              <w:t>Python</w:t>
-            </w:r>
-            <w:r>
-              <w:rPr>
-                <w:b/>
-                <w:sz w:val="20"/>
-                <w:szCs w:val="20"/>
-              </w:rPr>
-              <w:t xml:space="preserve"> Basic Beginner</w:t>
-            </w:r>
-          </w:p>
-          <w:p>
-            <w:pPr>
-              <w:spacing w:after="20"/>
-              <w:rPr>
-                <w:sz w:val="22"/>
-                <w:szCs w:val="22"/>
-              </w:rPr>
-            </w:pPr>
-            <w:r>
-              <w:rPr>
-                <w:b/>
-                <w:sz w:val="20"/>
-                <w:szCs w:val="20"/>
-              </w:rPr>
-              <w:t>AI/ML</w:t>
+                <w:sz w:val="14"/>
+                <w:szCs w:val="14"/>
+              </w:rPr>
+              <w:t>RAG</w:t>
             </w:r>
           </w:p>
         </w:tc>
@@ -11302,7 +11438,6 @@
   <w:style w:type="character" w:default="1" w:styleId="DefaultParagraphFont">
     <w:name w:val="Default Paragraph Font"/>
     <w:uiPriority w:val="1"/>
-    <w:semiHidden/>
     <w:unhideWhenUsed/>
   </w:style>
   <w:style w:type="table" w:default="1" w:styleId="TableNormal">

--- a/src/main/java/resume/Rajesh_ResumeEV2026.1.docx
+++ b/src/main/java/resume/Rajesh_ResumeEV2026.1.docx
@@ -1064,7 +1064,23 @@
                 <w:sz w:val="22"/>
                 <w:szCs w:val="22"/>
               </w:rPr>
-              <w:t xml:space="preserve"> like Splunk (searching, real time payment analysis, alert scripting, xMatters scripting etc.). </w:t>
+              <w:t xml:space="preserve"> like Splunk (searching, real time payment analysis, alert scripting, </w:t>
+            </w:r>
+            <w:proofErr w:type="spellStart"/>
+            <w:r>
+              <w:rPr>
+                <w:sz w:val="22"/>
+                <w:szCs w:val="22"/>
+              </w:rPr>
+              <w:t>xMatters</w:t>
+            </w:r>
+            <w:proofErr w:type="spellEnd"/>
+            <w:r>
+              <w:rPr>
+                <w:sz w:val="22"/>
+                <w:szCs w:val="22"/>
+              </w:rPr>
+              <w:t xml:space="preserve"> scripting etc.). </w:t>
             </w:r>
           </w:p>
           <w:p>
@@ -1249,7 +1265,21 @@
                 <w:sz w:val="22"/>
                 <w:szCs w:val="22"/>
               </w:rPr>
-              <w:t xml:space="preserve"> GenAI Engineer</w:t>
+              <w:t xml:space="preserve"> GenAI</w:t>
+            </w:r>
+            <w:r>
+              <w:rPr>
+                <w:sz w:val="22"/>
+                <w:szCs w:val="22"/>
+              </w:rPr>
+              <w:t>/Agentic</w:t>
+            </w:r>
+            <w:r>
+              <w:rPr>
+                <w:sz w:val="22"/>
+                <w:szCs w:val="22"/>
+              </w:rPr>
+              <w:t xml:space="preserve"> Engineer</w:t>
             </w:r>
             <w:r>
               <w:rPr>
@@ -1570,7 +1600,21 @@
                       <w:sz w:val="22"/>
                       <w:szCs w:val="22"/>
                     </w:rPr>
-                    <w:t>:  EPP Product</w:t>
+                    <w:t>: EPP</w:t>
+                  </w:r>
+                  <w:r>
+                    <w:rPr>
+                      <w:sz w:val="22"/>
+                      <w:szCs w:val="22"/>
+                    </w:rPr>
+                    <w:t xml:space="preserve"> &amp; GPP</w:t>
+                  </w:r>
+                  <w:r>
+                    <w:rPr>
+                      <w:sz w:val="22"/>
+                      <w:szCs w:val="22"/>
+                    </w:rPr>
+                    <w:t xml:space="preserve"> Product</w:t>
                   </w:r>
                 </w:p>
               </w:tc>
@@ -2006,7 +2050,23 @@
                 <w:sz w:val="22"/>
                 <w:szCs w:val="22"/>
               </w:rPr>
-              <w:t xml:space="preserve"> inbound and outbound flows using Temporal-based microservices architecture, leveraging ISO 20022 (Prowide), Drools rule engine, Kafka messaging, and Spring Boot with PostgreSQL, while utilizing </w:t>
+              <w:t xml:space="preserve"> inbound and outbound flows using Temporal-based microservices architecture, leveraging ISO 20022 (</w:t>
+            </w:r>
+            <w:proofErr w:type="spellStart"/>
+            <w:r>
+              <w:rPr>
+                <w:sz w:val="22"/>
+                <w:szCs w:val="22"/>
+              </w:rPr>
+              <w:t>Prowide</w:t>
+            </w:r>
+            <w:proofErr w:type="spellEnd"/>
+            <w:r>
+              <w:rPr>
+                <w:sz w:val="22"/>
+                <w:szCs w:val="22"/>
+              </w:rPr>
+              <w:t xml:space="preserve">), Drools rule engine, Kafka messaging, and Spring Boot with PostgreSQL, while utilizing </w:t>
             </w:r>
             <w:r>
               <w:rPr>
@@ -2170,16 +2230,6 @@
               </w:rPr>
               <w:t>Worked on extraction of the code from legacy existing systems using AI agent.</w:t>
             </w:r>
-          </w:p>
-          <w:p>
-            <w:pPr>
-              <w:spacing w:after="80"/>
-              <w:ind w:left="720"/>
-              <w:rPr>
-                <w:sz w:val="22"/>
-                <w:szCs w:val="22"/>
-              </w:rPr>
-            </w:pPr>
           </w:p>
           <w:p>
             <w:pPr>
@@ -2641,12 +2691,21 @@
               </w:rPr>
               <w:t xml:space="preserve"> </w:t>
             </w:r>
-            <w:r>
-              <w:rPr>
-                <w:sz w:val="22"/>
-                <w:szCs w:val="22"/>
-              </w:rPr>
-              <w:t>Control+M,</w:t>
+            <w:proofErr w:type="spellStart"/>
+            <w:r>
+              <w:rPr>
+                <w:sz w:val="22"/>
+                <w:szCs w:val="22"/>
+              </w:rPr>
+              <w:t>Control+M</w:t>
+            </w:r>
+            <w:proofErr w:type="spellEnd"/>
+            <w:r>
+              <w:rPr>
+                <w:sz w:val="22"/>
+                <w:szCs w:val="22"/>
+              </w:rPr>
+              <w:t>,</w:t>
             </w:r>
             <w:r>
               <w:rPr>
@@ -2745,7 +2804,6 @@
                 <w:sz w:val="22"/>
                 <w:szCs w:val="22"/>
               </w:rPr>
-              <w:lastRenderedPageBreak/>
               <w:t xml:space="preserve">I am working as Technical Lead. My main responsibility is to discuss with HSBC management, understand the requirement, implement it into java, spring boot, microservices from mule </w:t>
             </w:r>
             <w:r>
@@ -2773,6 +2831,7 @@
                 <w:sz w:val="22"/>
                 <w:szCs w:val="22"/>
               </w:rPr>
+              <w:lastRenderedPageBreak/>
               <w:t>I am doing peer code review, junior code review, sonar issues fixing, Sona type jar dependency fixing, check Marx vulnerability fixing, managing the testing, PT testing, prod-readiness activity, technical live and Business Live, and handover the technical aspects to Product engineering team.</w:t>
             </w:r>
           </w:p>
@@ -3029,19 +3088,6 @@
               </w:rPr>
               <w:t>Security management aligned with enterprise standards etc.</w:t>
             </w:r>
-          </w:p>
-          <w:p>
-            <w:pPr>
-              <w:pStyle w:val="ListBullet"/>
-              <w:numPr>
-                <w:ilvl w:val="0"/>
-                <w:numId w:val="0"/>
-              </w:numPr>
-              <w:rPr>
-                <w:sz w:val="22"/>
-                <w:szCs w:val="22"/>
-              </w:rPr>
-            </w:pPr>
           </w:p>
           <w:p>
             <w:pPr>
@@ -3578,7 +3624,39 @@
                 <w:sz w:val="22"/>
                 <w:szCs w:val="22"/>
               </w:rPr>
-              <w:t xml:space="preserve"> its solution instantly. It is springBoot restApi and microservices applications to </w:t>
+              <w:t xml:space="preserve"> its solution instantly. It is </w:t>
+            </w:r>
+            <w:proofErr w:type="spellStart"/>
+            <w:r>
+              <w:rPr>
+                <w:sz w:val="22"/>
+                <w:szCs w:val="22"/>
+              </w:rPr>
+              <w:t>springBoot</w:t>
+            </w:r>
+            <w:proofErr w:type="spellEnd"/>
+            <w:r>
+              <w:rPr>
+                <w:sz w:val="22"/>
+                <w:szCs w:val="22"/>
+              </w:rPr>
+              <w:t xml:space="preserve"> </w:t>
+            </w:r>
+            <w:proofErr w:type="spellStart"/>
+            <w:r>
+              <w:rPr>
+                <w:sz w:val="22"/>
+                <w:szCs w:val="22"/>
+              </w:rPr>
+              <w:t>restApi</w:t>
+            </w:r>
+            <w:proofErr w:type="spellEnd"/>
+            <w:r>
+              <w:rPr>
+                <w:sz w:val="22"/>
+                <w:szCs w:val="22"/>
+              </w:rPr>
+              <w:t xml:space="preserve"> and microservices applications to </w:t>
             </w:r>
             <w:r>
               <w:rPr>
@@ -4369,7 +4447,6 @@
               <w:rPr>
                 <w:sz w:val="16"/>
                 <w:szCs w:val="16"/>
-                <w:lang w:val="nl-NL"/>
               </w:rPr>
             </w:pPr>
             <w:r>
@@ -4377,7 +4454,6 @@
                 <w:b/>
                 <w:sz w:val="16"/>
                 <w:szCs w:val="16"/>
-                <w:lang w:val="nl-NL"/>
               </w:rPr>
               <w:t>Unix/</w:t>
             </w:r>
@@ -4386,7 +4462,6 @@
                 <w:b/>
                 <w:sz w:val="16"/>
                 <w:szCs w:val="16"/>
-                <w:lang w:val="nl-NL"/>
               </w:rPr>
               <w:t>Linux</w:t>
             </w:r>
@@ -4397,7 +4472,6 @@
               <w:rPr>
                 <w:sz w:val="22"/>
                 <w:szCs w:val="22"/>
-                <w:lang w:val="nl-NL"/>
               </w:rPr>
             </w:pPr>
           </w:p>
@@ -4407,7 +4481,6 @@
               <w:rPr>
                 <w:sz w:val="22"/>
                 <w:szCs w:val="22"/>
-                <w:lang w:val="nl-NL"/>
               </w:rPr>
             </w:pPr>
           </w:p>
@@ -4417,7 +4490,6 @@
               <w:rPr>
                 <w:sz w:val="22"/>
                 <w:szCs w:val="22"/>
-                <w:lang w:val="nl-NL"/>
               </w:rPr>
             </w:pPr>
             <w:r>
@@ -4425,7 +4497,6 @@
                 <w:b/>
                 <w:sz w:val="22"/>
                 <w:szCs w:val="22"/>
-                <w:lang w:val="nl-NL"/>
               </w:rPr>
               <w:t>Tools</w:t>
             </w:r>
@@ -4434,7 +4505,6 @@
                 <w:b/>
                 <w:sz w:val="22"/>
                 <w:szCs w:val="22"/>
-                <w:lang w:val="nl-NL"/>
               </w:rPr>
               <w:t>:</w:t>
             </w:r>
@@ -4445,7 +4515,6 @@
               <w:rPr>
                 <w:sz w:val="16"/>
                 <w:szCs w:val="16"/>
-                <w:lang w:val="nl-NL"/>
               </w:rPr>
             </w:pPr>
             <w:r>
@@ -4453,7 +4522,6 @@
                 <w:b/>
                 <w:sz w:val="16"/>
                 <w:szCs w:val="16"/>
-                <w:lang w:val="nl-NL"/>
               </w:rPr>
               <w:lastRenderedPageBreak/>
               <w:t>Eclipse IDE</w:t>
@@ -4465,7 +4533,6 @@
               <w:rPr>
                 <w:sz w:val="16"/>
                 <w:szCs w:val="16"/>
-                <w:lang w:val="nl-NL"/>
               </w:rPr>
             </w:pPr>
             <w:r>
@@ -4473,7 +4540,6 @@
                 <w:b/>
                 <w:sz w:val="16"/>
                 <w:szCs w:val="16"/>
-                <w:lang w:val="nl-NL"/>
               </w:rPr>
               <w:t>IntelliJ</w:t>
             </w:r>
@@ -4484,18 +4550,18 @@
               <w:rPr>
                 <w:sz w:val="16"/>
                 <w:szCs w:val="16"/>
-                <w:lang w:val="nl-NL"/>
               </w:rPr>
             </w:pPr>
+            <w:proofErr w:type="spellStart"/>
             <w:r>
               <w:rPr>
                 <w:b/>
                 <w:sz w:val="16"/>
                 <w:szCs w:val="16"/>
-                <w:lang w:val="nl-NL"/>
               </w:rPr>
               <w:t>VSCode</w:t>
             </w:r>
+            <w:proofErr w:type="spellEnd"/>
           </w:p>
           <w:p>
             <w:pPr>
@@ -4503,7 +4569,6 @@
               <w:rPr>
                 <w:sz w:val="16"/>
                 <w:szCs w:val="16"/>
-                <w:lang w:val="nl-NL"/>
               </w:rPr>
             </w:pPr>
             <w:r>
@@ -4511,7 +4576,6 @@
                 <w:b/>
                 <w:sz w:val="16"/>
                 <w:szCs w:val="16"/>
-                <w:lang w:val="nl-NL"/>
               </w:rPr>
               <w:t>Jira</w:t>
             </w:r>
@@ -4541,6 +4605,7 @@
                 <w:szCs w:val="16"/>
               </w:rPr>
             </w:pPr>
+            <w:proofErr w:type="spellStart"/>
             <w:r>
               <w:rPr>
                 <w:b/>
@@ -4549,6 +4614,7 @@
               </w:rPr>
               <w:t>GitLAb</w:t>
             </w:r>
+            <w:proofErr w:type="spellEnd"/>
           </w:p>
           <w:p>
             <w:pPr>
@@ -4987,7 +5053,6 @@
                 <w:sz w:val="22"/>
                 <w:szCs w:val="22"/>
               </w:rPr>
-              <w:lastRenderedPageBreak/>
               <w:t xml:space="preserve">Developed and Delivered Spring Boot based application for transferring data from applications to </w:t>
             </w:r>
             <w:r>
@@ -5034,6 +5099,7 @@
                 <w:sz w:val="22"/>
                 <w:szCs w:val="22"/>
               </w:rPr>
+              <w:lastRenderedPageBreak/>
               <w:t xml:space="preserve">Doing Proof of </w:t>
             </w:r>
             <w:r>
@@ -5140,28 +5206,6 @@
               </w:rPr>
               <w:t xml:space="preserve"> API.</w:t>
             </w:r>
-          </w:p>
-          <w:p>
-            <w:pPr>
-              <w:spacing w:after="200"/>
-              <w:rPr>
-                <w:b/>
-                <w:bCs/>
-                <w:sz w:val="22"/>
-                <w:szCs w:val="22"/>
-              </w:rPr>
-            </w:pPr>
-          </w:p>
-          <w:p>
-            <w:pPr>
-              <w:spacing w:after="200"/>
-              <w:rPr>
-                <w:b/>
-                <w:bCs/>
-                <w:sz w:val="22"/>
-                <w:szCs w:val="22"/>
-              </w:rPr>
-            </w:pPr>
           </w:p>
           <w:p>
             <w:pPr>
@@ -5895,25 +5939,13 @@
                 <w:szCs w:val="22"/>
               </w:rPr>
             </w:pPr>
-          </w:p>
-          <w:p>
-            <w:pPr>
-              <w:spacing w:after="200"/>
+            <w:r>
               <w:rPr>
                 <w:b/>
                 <w:bCs/>
                 <w:sz w:val="22"/>
                 <w:szCs w:val="22"/>
               </w:rPr>
-            </w:pPr>
-            <w:r>
-              <w:rPr>
-                <w:b/>
-                <w:bCs/>
-                <w:sz w:val="22"/>
-                <w:szCs w:val="22"/>
-              </w:rPr>
-              <w:lastRenderedPageBreak/>
               <w:t>Project 4:</w:t>
             </w:r>
           </w:p>
@@ -6267,19 +6299,13 @@
                 <w:szCs w:val="22"/>
               </w:rPr>
             </w:pPr>
-            <w:r>
-              <w:rPr>
-                <w:b/>
-                <w:bCs/>
-                <w:sz w:val="22"/>
-                <w:szCs w:val="22"/>
-              </w:rPr>
-              <w:t>Tech Stack:</w:t>
-            </w:r>
           </w:p>
           <w:p>
             <w:pPr>
-              <w:rPr>
+              <w:spacing w:after="80"/>
+              <w:rPr>
+                <w:b/>
+                <w:bCs/>
                 <w:sz w:val="22"/>
                 <w:szCs w:val="22"/>
               </w:rPr>
@@ -6287,69 +6313,78 @@
             <w:r>
               <w:rPr>
                 <w:b/>
-                <w:sz w:val="22"/>
-                <w:szCs w:val="22"/>
-              </w:rPr>
-              <w:t xml:space="preserve"> </w:t>
-            </w:r>
-            <w:r>
-              <w:rPr>
-                <w:sz w:val="22"/>
-                <w:szCs w:val="22"/>
-              </w:rPr>
-              <w:t xml:space="preserve">Java, Spring </w:t>
-            </w:r>
-            <w:r>
-              <w:rPr>
-                <w:sz w:val="22"/>
-                <w:szCs w:val="22"/>
-              </w:rPr>
-              <w:t>Boot, Rest API</w:t>
-            </w:r>
-            <w:r>
-              <w:rPr>
-                <w:sz w:val="22"/>
-                <w:szCs w:val="22"/>
-              </w:rPr>
-              <w:t xml:space="preserve">, </w:t>
-            </w:r>
-            <w:r>
-              <w:rPr>
-                <w:sz w:val="22"/>
-                <w:szCs w:val="22"/>
-              </w:rPr>
-              <w:t>Microservices,</w:t>
-            </w:r>
-            <w:r>
-              <w:rPr>
-                <w:sz w:val="22"/>
-                <w:szCs w:val="22"/>
-              </w:rPr>
-              <w:t xml:space="preserve"> HBase, </w:t>
-            </w:r>
-            <w:r>
-              <w:rPr>
-                <w:sz w:val="22"/>
-                <w:szCs w:val="22"/>
-              </w:rPr>
-              <w:t>Gitlab, Maven</w:t>
-            </w:r>
-            <w:r>
-              <w:rPr>
-                <w:sz w:val="22"/>
-                <w:szCs w:val="22"/>
-              </w:rPr>
-              <w:t>, Docker, and Kubernetes.</w:t>
+                <w:bCs/>
+                <w:sz w:val="22"/>
+                <w:szCs w:val="22"/>
+              </w:rPr>
+              <w:lastRenderedPageBreak/>
+              <w:t>Tech Stack:</w:t>
             </w:r>
           </w:p>
           <w:p>
             <w:pPr>
               <w:rPr>
+                <w:sz w:val="22"/>
+                <w:szCs w:val="22"/>
+              </w:rPr>
+            </w:pPr>
+            <w:r>
+              <w:rPr>
                 <w:b/>
                 <w:sz w:val="22"/>
                 <w:szCs w:val="22"/>
               </w:rPr>
-            </w:pPr>
+              <w:t xml:space="preserve"> </w:t>
+            </w:r>
+            <w:r>
+              <w:rPr>
+                <w:sz w:val="22"/>
+                <w:szCs w:val="22"/>
+              </w:rPr>
+              <w:t xml:space="preserve">Java, Spring </w:t>
+            </w:r>
+            <w:r>
+              <w:rPr>
+                <w:sz w:val="22"/>
+                <w:szCs w:val="22"/>
+              </w:rPr>
+              <w:t>Boot, Rest API</w:t>
+            </w:r>
+            <w:r>
+              <w:rPr>
+                <w:sz w:val="22"/>
+                <w:szCs w:val="22"/>
+              </w:rPr>
+              <w:t xml:space="preserve">, </w:t>
+            </w:r>
+            <w:r>
+              <w:rPr>
+                <w:sz w:val="22"/>
+                <w:szCs w:val="22"/>
+              </w:rPr>
+              <w:t>Microservices,</w:t>
+            </w:r>
+            <w:r>
+              <w:rPr>
+                <w:sz w:val="22"/>
+                <w:szCs w:val="22"/>
+              </w:rPr>
+              <w:t xml:space="preserve"> HBase, </w:t>
+            </w:r>
+            <w:r>
+              <w:rPr>
+                <w:sz w:val="22"/>
+                <w:szCs w:val="22"/>
+              </w:rPr>
+              <w:t>Gitlab, Maven</w:t>
+            </w:r>
+            <w:r>
+              <w:rPr>
+                <w:sz w:val="22"/>
+                <w:szCs w:val="22"/>
+              </w:rPr>
+              <w:t>, Docker, and Kubernetes.</w:t>
+            </w:r>
           </w:p>
           <w:p>
             <w:pPr>
@@ -6977,7 +7012,6 @@
                 <w:sz w:val="22"/>
                 <w:szCs w:val="22"/>
               </w:rPr>
-              <w:lastRenderedPageBreak/>
               <w:t>Description:</w:t>
             </w:r>
             <w:r>
@@ -7091,16 +7125,35 @@
           <w:p>
             <w:pPr>
               <w:rPr>
+                <w:b/>
                 <w:sz w:val="22"/>
                 <w:szCs w:val="22"/>
               </w:rPr>
             </w:pPr>
-            <w:r>
+          </w:p>
+          <w:p>
+            <w:pPr>
               <w:rPr>
                 <w:b/>
                 <w:sz w:val="22"/>
                 <w:szCs w:val="22"/>
               </w:rPr>
+            </w:pPr>
+          </w:p>
+          <w:p>
+            <w:pPr>
+              <w:rPr>
+                <w:sz w:val="22"/>
+                <w:szCs w:val="22"/>
+              </w:rPr>
+            </w:pPr>
+            <w:r>
+              <w:rPr>
+                <w:b/>
+                <w:sz w:val="22"/>
+                <w:szCs w:val="22"/>
+              </w:rPr>
+              <w:lastRenderedPageBreak/>
               <w:t>Responsibilities:</w:t>
             </w:r>
           </w:p>
@@ -7973,7 +8026,23 @@
                 <w:sz w:val="22"/>
                 <w:szCs w:val="22"/>
               </w:rPr>
-              <w:t xml:space="preserve"> the Thunderhead Template as per jira and tickets.</w:t>
+              <w:t xml:space="preserve"> the Thunderhead Template as per </w:t>
+            </w:r>
+            <w:proofErr w:type="spellStart"/>
+            <w:r>
+              <w:rPr>
+                <w:sz w:val="22"/>
+                <w:szCs w:val="22"/>
+              </w:rPr>
+              <w:t>jira</w:t>
+            </w:r>
+            <w:proofErr w:type="spellEnd"/>
+            <w:r>
+              <w:rPr>
+                <w:sz w:val="22"/>
+                <w:szCs w:val="22"/>
+              </w:rPr>
+              <w:t xml:space="preserve"> and tickets.</w:t>
             </w:r>
           </w:p>
           <w:p>
@@ -7991,7 +8060,23 @@
                 <w:sz w:val="22"/>
                 <w:szCs w:val="22"/>
               </w:rPr>
-              <w:t>Provides the report of the application related to bugs, jira’s bug and completion of release work as per the weekly meeting.</w:t>
+              <w:t xml:space="preserve">Provides the report of the application related to bugs, </w:t>
+            </w:r>
+            <w:proofErr w:type="spellStart"/>
+            <w:r>
+              <w:rPr>
+                <w:sz w:val="22"/>
+                <w:szCs w:val="22"/>
+              </w:rPr>
+              <w:t>jira’s</w:t>
+            </w:r>
+            <w:proofErr w:type="spellEnd"/>
+            <w:r>
+              <w:rPr>
+                <w:sz w:val="22"/>
+                <w:szCs w:val="22"/>
+              </w:rPr>
+              <w:t xml:space="preserve"> bug and completion of release work as per the weekly meeting.</w:t>
             </w:r>
           </w:p>
           <w:p>
@@ -8067,7 +8152,6 @@
                       <w:sz w:val="22"/>
                       <w:szCs w:val="22"/>
                     </w:rPr>
-                    <w:lastRenderedPageBreak/>
                     <w:t>Company</w:t>
                   </w:r>
                 </w:p>
@@ -8359,6 +8443,7 @@
                 <w:sz w:val="22"/>
                 <w:szCs w:val="22"/>
               </w:rPr>
+              <w:lastRenderedPageBreak/>
               <w:t>Tech</w:t>
             </w:r>
             <w:r>
@@ -11438,6 +11523,7 @@
   <w:style w:type="character" w:default="1" w:styleId="DefaultParagraphFont">
     <w:name w:val="Default Paragraph Font"/>
     <w:uiPriority w:val="1"/>
+    <w:semiHidden/>
     <w:unhideWhenUsed/>
   </w:style>
   <w:style w:type="table" w:default="1" w:styleId="TableNormal">

--- a/src/main/java/resume/Rajesh_ResumeEV2026.1.docx
+++ b/src/main/java/resume/Rajesh_ResumeEV2026.1.docx
@@ -39,76 +39,70 @@
           <w:p>
             <w:pPr>
               <w:spacing w:after="40"/>
+              <w:rPr>
+                <w:b/>
+              </w:rPr>
             </w:pPr>
             <w:r>
               <w:rPr>
                 <w:b/>
               </w:rPr>
               <w:t>RAJESH KUMAR</w:t>
+            </w:r>
+          </w:p>
+          <w:p>
+            <w:pPr>
+              <w:spacing w:after="40"/>
+              <w:rPr>
+                <w:sz w:val="20"/>
+                <w:szCs w:val="20"/>
+              </w:rPr>
+            </w:pPr>
+            <w:r>
+              <w:rPr>
+                <w:b/>
+                <w:sz w:val="20"/>
+                <w:szCs w:val="20"/>
+              </w:rPr>
+              <w:t>Mob: +91</w:t>
+            </w:r>
+            <w:r>
+              <w:rPr>
+                <w:b/>
+                <w:sz w:val="20"/>
+                <w:szCs w:val="20"/>
+              </w:rPr>
+              <w:t>-</w:t>
+            </w:r>
+            <w:r>
+              <w:rPr>
+                <w:b/>
+                <w:sz w:val="20"/>
+                <w:szCs w:val="20"/>
+              </w:rPr>
+              <w:t>8582993938</w:t>
             </w:r>
           </w:p>
           <w:p>
             <w:pPr>
               <w:spacing w:after="200"/>
               <w:rPr>
-                <w:sz w:val="18"/>
-                <w:szCs w:val="18"/>
-              </w:rPr>
-            </w:pPr>
-            <w:r>
-              <w:rPr>
                 <w:color w:val="0000FF"/>
                 <w:sz w:val="18"/>
                 <w:szCs w:val="18"/>
                 <w:u w:val="single"/>
               </w:rPr>
-              <w:t>RAJESH.</w:t>
-            </w:r>
-            <w:r>
-              <w:rPr>
-                <w:color w:val="0000FF"/>
-                <w:sz w:val="18"/>
-                <w:szCs w:val="18"/>
-                <w:u w:val="single"/>
-              </w:rPr>
-              <w:t>ANAND421</w:t>
-            </w:r>
-            <w:r>
-              <w:rPr>
-                <w:color w:val="0000FF"/>
-                <w:sz w:val="18"/>
-                <w:szCs w:val="18"/>
-                <w:u w:val="single"/>
-              </w:rPr>
-              <w:t>.RKM</w:t>
-            </w:r>
-            <w:r>
-              <w:rPr>
-                <w:color w:val="0000FF"/>
-                <w:sz w:val="18"/>
-                <w:szCs w:val="18"/>
-                <w:u w:val="single"/>
-              </w:rPr>
-              <w:t>@</w:t>
-            </w:r>
-            <w:r>
-              <w:rPr>
-                <w:color w:val="0000FF"/>
-                <w:sz w:val="18"/>
-                <w:szCs w:val="18"/>
-                <w:u w:val="single"/>
-              </w:rPr>
-              <w:t>GMAIL</w:t>
-            </w:r>
-            <w:r>
-              <w:rPr>
-                <w:color w:val="0000FF"/>
-                <w:sz w:val="18"/>
-                <w:szCs w:val="18"/>
-                <w:u w:val="single"/>
-              </w:rPr>
-              <w:t>.COM</w:t>
-            </w:r>
+            </w:pPr>
+            <w:hyperlink r:id="rId5" w:history="1">
+              <w:r>
+                <w:rPr>
+                  <w:rStyle w:val="Hyperlink"/>
+                  <w:sz w:val="18"/>
+                  <w:szCs w:val="18"/>
+                </w:rPr>
+                <w:t>RAJESH.ANAND421.RKM@GMAIL.COM</w:t>
+              </w:r>
+            </w:hyperlink>
           </w:p>
           <w:p>
             <w:pPr>
@@ -148,7 +142,25 @@
                 <w:sz w:val="22"/>
                 <w:szCs w:val="22"/>
               </w:rPr>
-              <w:t>12 years in Banking &amp; Financial Services</w:t>
+              <w:t>12</w:t>
+            </w:r>
+            <w:r>
+              <w:rPr>
+                <w:b/>
+                <w:bCs/>
+                <w:sz w:val="22"/>
+                <w:szCs w:val="22"/>
+              </w:rPr>
+              <w:t>+</w:t>
+            </w:r>
+            <w:r>
+              <w:rPr>
+                <w:b/>
+                <w:bCs/>
+                <w:sz w:val="22"/>
+                <w:szCs w:val="22"/>
+              </w:rPr>
+              <w:t xml:space="preserve"> years in Banking &amp; Financial Services</w:t>
             </w:r>
             <w:r>
               <w:rPr>
@@ -1050,6 +1062,7 @@
                 <w:sz w:val="22"/>
                 <w:szCs w:val="22"/>
               </w:rPr>
+              <w:lastRenderedPageBreak/>
               <w:t xml:space="preserve">Worked with Log monitoring </w:t>
             </w:r>
             <w:r>
@@ -1100,7 +1113,6 @@
                 <w:sz w:val="22"/>
                 <w:szCs w:val="22"/>
               </w:rPr>
-              <w:lastRenderedPageBreak/>
               <w:t xml:space="preserve">Worked with sonar, Sona type, and </w:t>
             </w:r>
             <w:r>
@@ -3584,12 +3596,21 @@
               </w:rPr>
               <w:t xml:space="preserve">Fraud Reduction is a </w:t>
             </w:r>
-            <w:r>
-              <w:rPr>
-                <w:sz w:val="22"/>
-                <w:szCs w:val="22"/>
-              </w:rPr>
-              <w:t>spring Boot</w:t>
+            <w:proofErr w:type="gramStart"/>
+            <w:r>
+              <w:rPr>
+                <w:sz w:val="22"/>
+                <w:szCs w:val="22"/>
+              </w:rPr>
+              <w:t>spring</w:t>
+            </w:r>
+            <w:proofErr w:type="gramEnd"/>
+            <w:r>
+              <w:rPr>
+                <w:sz w:val="22"/>
+                <w:szCs w:val="22"/>
+              </w:rPr>
+              <w:t xml:space="preserve"> Boot</w:t>
             </w:r>
             <w:r>
               <w:rPr>
@@ -4486,6 +4507,15 @@
           </w:p>
           <w:p>
             <w:pPr>
+              <w:spacing w:after="120"/>
+              <w:rPr>
+                <w:sz w:val="22"/>
+                <w:szCs w:val="22"/>
+              </w:rPr>
+            </w:pPr>
+          </w:p>
+          <w:p>
+            <w:pPr>
               <w:spacing w:after="80"/>
               <w:rPr>
                 <w:sz w:val="22"/>
@@ -4498,6 +4528,7 @@
                 <w:sz w:val="22"/>
                 <w:szCs w:val="22"/>
               </w:rPr>
+              <w:lastRenderedPageBreak/>
               <w:t>Tools</w:t>
             </w:r>
             <w:r>
@@ -4523,7 +4554,6 @@
                 <w:sz w:val="16"/>
                 <w:szCs w:val="16"/>
               </w:rPr>
-              <w:lastRenderedPageBreak/>
               <w:t>Eclipse IDE</w:t>
             </w:r>
           </w:p>
